--- a/modules/powerpoint-accessibility-advanced/resources/ms-powerpoint-accessibility-checklist.docx
+++ b/modules/powerpoint-accessibility-advanced/resources/ms-powerpoint-accessibility-checklist.docx
@@ -733,7 +733,7 @@
         <w:spacing w:after="20"/>
       </w:pPr>
       <w:r>
-        <w:t>Leave the bottom 1.5" of the slide free of text/visuals – live captions overlay that band.</w:t>
+        <w:t>Keep text and key visuals at least 1.25" above the bottom edge of the slide – live captions overlay that band.</w:t>
       </w:r>
     </w:p>
     <w:p>
